--- a/reports/projects/4.8_Report.docx
+++ b/reports/projects/4.8_Report.docx
@@ -64,7 +64,7 @@
           <w:szCs w:val="19"/>
           <w:rFonts w:ascii="Cambria" w:cs="Cambria" w:eastAsia="Cambria" w:hAnsi="Cambria"/>
         </w:rPr>
-        <w:t xml:space="preserve">October 14, 2026</w:t>
+        <w:t xml:space="preserve">October 15, 2026</w:t>
       </w:r>
     </w:p>
     <w:tbl>
@@ -958,7 +958,7 @@
         <w:szCs w:val="14"/>
         <w:rFonts w:ascii="Cambria" w:cs="Cambria" w:eastAsia="Cambria" w:hAnsi="Cambria"/>
       </w:rPr>
-      <w:t xml:space="preserve">Generated October 14, 2026  |  California Community Colleges  |  CPL Initiative</w:t>
+      <w:t xml:space="preserve">Generated October 15, 2026  |  California Community Colleges  |  CPL Initiative</w:t>
     </w:r>
     <w:r>
       <w:rPr>

--- a/reports/projects/4.8_Report.docx
+++ b/reports/projects/4.8_Report.docx
@@ -64,7 +64,7 @@
           <w:szCs w:val="19"/>
           <w:rFonts w:ascii="Cambria" w:cs="Cambria" w:eastAsia="Cambria" w:hAnsi="Cambria"/>
         </w:rPr>
-        <w:t xml:space="preserve">October 15, 2026</w:t>
+        <w:t xml:space="preserve">October 16, 2026</w:t>
       </w:r>
     </w:p>
     <w:tbl>
@@ -958,7 +958,7 @@
         <w:szCs w:val="14"/>
         <w:rFonts w:ascii="Cambria" w:cs="Cambria" w:eastAsia="Cambria" w:hAnsi="Cambria"/>
       </w:rPr>
-      <w:t xml:space="preserve">Generated October 15, 2026  |  California Community Colleges  |  CPL Initiative</w:t>
+      <w:t xml:space="preserve">Generated October 16, 2026  |  California Community Colleges  |  CPL Initiative</w:t>
     </w:r>
     <w:r>
       <w:rPr>

--- a/reports/projects/4.8_Report.docx
+++ b/reports/projects/4.8_Report.docx
@@ -64,7 +64,7 @@
           <w:szCs w:val="19"/>
           <w:rFonts w:ascii="Cambria" w:cs="Cambria" w:eastAsia="Cambria" w:hAnsi="Cambria"/>
         </w:rPr>
-        <w:t xml:space="preserve">October 16, 2026</w:t>
+        <w:t xml:space="preserve">October 17, 2026</w:t>
       </w:r>
     </w:p>
     <w:tbl>
@@ -958,7 +958,7 @@
         <w:szCs w:val="14"/>
         <w:rFonts w:ascii="Cambria" w:cs="Cambria" w:eastAsia="Cambria" w:hAnsi="Cambria"/>
       </w:rPr>
-      <w:t xml:space="preserve">Generated October 16, 2026  |  California Community Colleges  |  CPL Initiative</w:t>
+      <w:t xml:space="preserve">Generated October 17, 2026  |  California Community Colleges  |  CPL Initiative</w:t>
     </w:r>
     <w:r>
       <w:rPr>

--- a/reports/projects/4.8_Report.docx
+++ b/reports/projects/4.8_Report.docx
@@ -64,7 +64,7 @@
           <w:szCs w:val="19"/>
           <w:rFonts w:ascii="Cambria" w:cs="Cambria" w:eastAsia="Cambria" w:hAnsi="Cambria"/>
         </w:rPr>
-        <w:t xml:space="preserve">October 17, 2026</w:t>
+        <w:t xml:space="preserve">October 18, 2026</w:t>
       </w:r>
     </w:p>
     <w:tbl>
@@ -958,7 +958,7 @@
         <w:szCs w:val="14"/>
         <w:rFonts w:ascii="Cambria" w:cs="Cambria" w:eastAsia="Cambria" w:hAnsi="Cambria"/>
       </w:rPr>
-      <w:t xml:space="preserve">Generated October 17, 2026  |  California Community Colleges  |  CPL Initiative</w:t>
+      <w:t xml:space="preserve">Generated October 18, 2026  |  California Community Colleges  |  CPL Initiative</w:t>
     </w:r>
     <w:r>
       <w:rPr>

--- a/reports/projects/4.8_Report.docx
+++ b/reports/projects/4.8_Report.docx
@@ -64,7 +64,7 @@
           <w:szCs w:val="19"/>
           <w:rFonts w:ascii="Cambria" w:cs="Cambria" w:eastAsia="Cambria" w:hAnsi="Cambria"/>
         </w:rPr>
-        <w:t xml:space="preserve">October 18, 2026</w:t>
+        <w:t xml:space="preserve">October 19, 2026</w:t>
       </w:r>
     </w:p>
     <w:tbl>
@@ -958,7 +958,7 @@
         <w:szCs w:val="14"/>
         <w:rFonts w:ascii="Cambria" w:cs="Cambria" w:eastAsia="Cambria" w:hAnsi="Cambria"/>
       </w:rPr>
-      <w:t xml:space="preserve">Generated October 18, 2026  |  California Community Colleges  |  CPL Initiative</w:t>
+      <w:t xml:space="preserve">Generated October 19, 2026  |  California Community Colleges  |  CPL Initiative</w:t>
     </w:r>
     <w:r>
       <w:rPr>

--- a/reports/projects/4.8_Report.docx
+++ b/reports/projects/4.8_Report.docx
@@ -924,6 +924,42 @@
         </w:tc>
       </w:tr>
     </w:tbl>
+    <w:p>
+      <w:pPr>
+        <w:pStyle w:val="Heading2"/>
+      </w:pPr>
+      <w:r>
+        <w:t xml:space="preserve">Latest Update</w:t>
+      </w:r>
+    </w:p>
+    <w:p>
+      <w:pPr>
+        <w:spacing w:after="60"/>
+      </w:pPr>
+      <w:r>
+        <w:rPr>
+          <w:color w:val="666666"/>
+          <w:sz w:val="18"/>
+          <w:szCs w:val="18"/>
+          <w:rFonts w:ascii="Cambria" w:cs="Cambria" w:eastAsia="Cambria" w:hAnsi="Cambria"/>
+        </w:rPr>
+        <w:t xml:space="preserve">Date: 2026-10-19</w:t>
+      </w:r>
+    </w:p>
+    <w:p>
+      <w:pPr>
+        <w:spacing w:after="160"/>
+      </w:pPr>
+      <w:r>
+        <w:rPr>
+          <w:color w:val="444444"/>
+          <w:sz w:val="21"/>
+          <w:szCs w:val="21"/>
+          <w:rFonts w:ascii="Cambria" w:cs="Cambria" w:eastAsia="Cambria" w:hAnsi="Cambria"/>
+        </w:rPr>
+        <w:t xml:space="preserve">The Futuro Health CPL project completed Phase 1 (Project Launch and CPL Design) in September 2026 and is transitioning into Phase 2, having established governance, developed a tiered crosswalk identifying five priority colleges (Merritt, City College of San Francisco, North Orange Continuing Education, Sacramento City, and Contra Costa) with aligned courses, and secured an ACE credit recommendation for three lower-division units for the Human Touch Healthcare program. Key next steps for Q3 include initiating faculty outreach at the five priority colleges, advancing articulation work for HTH and Medi-Cal Peer Support Specialist, finalizing the data-sharing MOU, and preparing student-facing CPL communications once HTH approval is obtained.</w:t>
+      </w:r>
+    </w:p>
     <w:sectPr>
       <w:headerReference w:type="default" r:id="rId6"/>
       <w:footerReference w:type="default" r:id="rId7"/>

--- a/reports/projects/4.8_Report.docx
+++ b/reports/projects/4.8_Report.docx
@@ -924,6 +924,28 @@
         </w:tc>
       </w:tr>
     </w:tbl>
+    <w:p>
+      <w:pPr>
+        <w:pStyle w:val="Heading2"/>
+      </w:pPr>
+      <w:r>
+        <w:t xml:space="preserve">Description</w:t>
+      </w:r>
+    </w:p>
+    <w:p>
+      <w:pPr>
+        <w:spacing w:after="160"/>
+      </w:pPr>
+      <w:r>
+        <w:rPr>
+          <w:color w:val="444444"/>
+          <w:sz w:val="21"/>
+          <w:szCs w:val="21"/>
+          <w:rFonts w:ascii="Cambria" w:cs="Cambria" w:eastAsia="Cambria" w:hAnsi="Cambria"/>
+        </w:rPr>
+        <w:t xml:space="preserve">A partnership with Futuro Health to award credit for its behavioral healthcare training, beginning with the Human Touch Healthcare program, which holds an ACE credit recommendation of three lower-division units. The project builds the crosswalk from Futuro's programs to aligned courses at five priority colleges (Merritt, City College of San Francisco, North Orange Continuing Education, Sacramento City and Contra Costa) and the faculty articulations that let its scholars receive CPL toward health and behavioral health degrees.</w:t>
+      </w:r>
+    </w:p>
     <w:p>
       <w:pPr>
         <w:pStyle w:val="Heading2"/>

--- a/reports/projects/4.8_Report.docx
+++ b/reports/projects/4.8_Report.docx
@@ -64,7 +64,7 @@
           <w:szCs w:val="19"/>
           <w:rFonts w:ascii="Cambria" w:cs="Cambria" w:eastAsia="Cambria" w:hAnsi="Cambria"/>
         </w:rPr>
-        <w:t xml:space="preserve">October 19, 2026</w:t>
+        <w:t xml:space="preserve">October 20, 2026</w:t>
       </w:r>
     </w:p>
     <w:tbl>
@@ -1016,7 +1016,7 @@
         <w:szCs w:val="14"/>
         <w:rFonts w:ascii="Cambria" w:cs="Cambria" w:eastAsia="Cambria" w:hAnsi="Cambria"/>
       </w:rPr>
-      <w:t xml:space="preserve">Generated October 19, 2026  |  California Community Colleges  |  CPL Initiative</w:t>
+      <w:t xml:space="preserve">Generated October 20, 2026  |  California Community Colleges  |  CPL Initiative</w:t>
     </w:r>
     <w:r>
       <w:rPr>

--- a/reports/projects/4.8_Report.docx
+++ b/reports/projects/4.8_Report.docx
@@ -64,7 +64,7 @@
           <w:szCs w:val="19"/>
           <w:rFonts w:ascii="Cambria" w:cs="Cambria" w:eastAsia="Cambria" w:hAnsi="Cambria"/>
         </w:rPr>
-        <w:t xml:space="preserve">October 20, 2026</w:t>
+        <w:t xml:space="preserve">October 21, 2026</w:t>
       </w:r>
     </w:p>
     <w:tbl>
@@ -1016,7 +1016,7 @@
         <w:szCs w:val="14"/>
         <w:rFonts w:ascii="Cambria" w:cs="Cambria" w:eastAsia="Cambria" w:hAnsi="Cambria"/>
       </w:rPr>
-      <w:t xml:space="preserve">Generated October 20, 2026  |  California Community Colleges  |  CPL Initiative</w:t>
+      <w:t xml:space="preserve">Generated October 21, 2026  |  California Community Colleges  |  CPL Initiative</w:t>
     </w:r>
     <w:r>
       <w:rPr>

--- a/reports/projects/4.8_Report.docx
+++ b/reports/projects/4.8_Report.docx
@@ -64,7 +64,7 @@
           <w:szCs w:val="19"/>
           <w:rFonts w:ascii="Cambria" w:cs="Cambria" w:eastAsia="Cambria" w:hAnsi="Cambria"/>
         </w:rPr>
-        <w:t xml:space="preserve">October 21, 2026</w:t>
+        <w:t xml:space="preserve">October 22, 2026</w:t>
       </w:r>
     </w:p>
     <w:tbl>
@@ -1016,7 +1016,7 @@
         <w:szCs w:val="14"/>
         <w:rFonts w:ascii="Cambria" w:cs="Cambria" w:eastAsia="Cambria" w:hAnsi="Cambria"/>
       </w:rPr>
-      <w:t xml:space="preserve">Generated October 21, 2026  |  California Community Colleges  |  CPL Initiative</w:t>
+      <w:t xml:space="preserve">Generated October 22, 2026  |  California Community Colleges  |  CPL Initiative</w:t>
     </w:r>
     <w:r>
       <w:rPr>

--- a/reports/projects/4.8_Report.docx
+++ b/reports/projects/4.8_Report.docx
@@ -64,7 +64,7 @@
           <w:szCs w:val="19"/>
           <w:rFonts w:ascii="Cambria" w:cs="Cambria" w:eastAsia="Cambria" w:hAnsi="Cambria"/>
         </w:rPr>
-        <w:t xml:space="preserve">October 22, 2026</w:t>
+        <w:t xml:space="preserve">October 23, 2026</w:t>
       </w:r>
     </w:p>
     <w:tbl>
@@ -1016,7 +1016,7 @@
         <w:szCs w:val="14"/>
         <w:rFonts w:ascii="Cambria" w:cs="Cambria" w:eastAsia="Cambria" w:hAnsi="Cambria"/>
       </w:rPr>
-      <w:t xml:space="preserve">Generated October 22, 2026  |  California Community Colleges  |  CPL Initiative</w:t>
+      <w:t xml:space="preserve">Generated October 23, 2026  |  California Community Colleges  |  CPL Initiative</w:t>
     </w:r>
     <w:r>
       <w:rPr>

--- a/reports/projects/4.8_Report.docx
+++ b/reports/projects/4.8_Report.docx
@@ -64,7 +64,7 @@
           <w:szCs w:val="19"/>
           <w:rFonts w:ascii="Cambria" w:cs="Cambria" w:eastAsia="Cambria" w:hAnsi="Cambria"/>
         </w:rPr>
-        <w:t xml:space="preserve">October 23, 2026</w:t>
+        <w:t xml:space="preserve">October 24, 2026</w:t>
       </w:r>
     </w:p>
     <w:tbl>
@@ -1016,7 +1016,7 @@
         <w:szCs w:val="14"/>
         <w:rFonts w:ascii="Cambria" w:cs="Cambria" w:eastAsia="Cambria" w:hAnsi="Cambria"/>
       </w:rPr>
-      <w:t xml:space="preserve">Generated October 23, 2026  |  California Community Colleges  |  CPL Initiative</w:t>
+      <w:t xml:space="preserve">Generated October 24, 2026  |  California Community Colleges  |  CPL Initiative</w:t>
     </w:r>
     <w:r>
       <w:rPr>

--- a/reports/projects/4.8_Report.docx
+++ b/reports/projects/4.8_Report.docx
@@ -64,7 +64,7 @@
           <w:szCs w:val="19"/>
           <w:rFonts w:ascii="Cambria" w:cs="Cambria" w:eastAsia="Cambria" w:hAnsi="Cambria"/>
         </w:rPr>
-        <w:t xml:space="preserve">October 24, 2026</w:t>
+        <w:t xml:space="preserve">October 25, 2026</w:t>
       </w:r>
     </w:p>
     <w:tbl>
@@ -1016,7 +1016,7 @@
         <w:szCs w:val="14"/>
         <w:rFonts w:ascii="Cambria" w:cs="Cambria" w:eastAsia="Cambria" w:hAnsi="Cambria"/>
       </w:rPr>
-      <w:t xml:space="preserve">Generated October 24, 2026  |  California Community Colleges  |  CPL Initiative</w:t>
+      <w:t xml:space="preserve">Generated October 25, 2026  |  California Community Colleges  |  CPL Initiative</w:t>
     </w:r>
     <w:r>
       <w:rPr>

--- a/reports/projects/4.8_Report.docx
+++ b/reports/projects/4.8_Report.docx
@@ -64,7 +64,7 @@
           <w:szCs w:val="19"/>
           <w:rFonts w:ascii="Cambria" w:cs="Cambria" w:eastAsia="Cambria" w:hAnsi="Cambria"/>
         </w:rPr>
-        <w:t xml:space="preserve">October 25, 2026</w:t>
+        <w:t xml:space="preserve">October 26, 2026</w:t>
       </w:r>
     </w:p>
     <w:tbl>
@@ -1016,7 +1016,7 @@
         <w:szCs w:val="14"/>
         <w:rFonts w:ascii="Cambria" w:cs="Cambria" w:eastAsia="Cambria" w:hAnsi="Cambria"/>
       </w:rPr>
-      <w:t xml:space="preserve">Generated October 25, 2026  |  California Community Colleges  |  CPL Initiative</w:t>
+      <w:t xml:space="preserve">Generated October 26, 2026  |  California Community Colleges  |  CPL Initiative</w:t>
     </w:r>
     <w:r>
       <w:rPr>

--- a/reports/projects/4.8_Report.docx
+++ b/reports/projects/4.8_Report.docx
@@ -64,7 +64,7 @@
           <w:szCs w:val="19"/>
           <w:rFonts w:ascii="Cambria" w:cs="Cambria" w:eastAsia="Cambria" w:hAnsi="Cambria"/>
         </w:rPr>
-        <w:t xml:space="preserve">October 26, 2026</w:t>
+        <w:t xml:space="preserve">October 27, 2026</w:t>
       </w:r>
     </w:p>
     <w:tbl>
@@ -1016,7 +1016,7 @@
         <w:szCs w:val="14"/>
         <w:rFonts w:ascii="Cambria" w:cs="Cambria" w:eastAsia="Cambria" w:hAnsi="Cambria"/>
       </w:rPr>
-      <w:t xml:space="preserve">Generated October 26, 2026  |  California Community Colleges  |  CPL Initiative</w:t>
+      <w:t xml:space="preserve">Generated October 27, 2026  |  California Community Colleges  |  CPL Initiative</w:t>
     </w:r>
     <w:r>
       <w:rPr>

--- a/reports/projects/4.8_Report.docx
+++ b/reports/projects/4.8_Report.docx
@@ -64,7 +64,7 @@
           <w:szCs w:val="19"/>
           <w:rFonts w:ascii="Cambria" w:cs="Cambria" w:eastAsia="Cambria" w:hAnsi="Cambria"/>
         </w:rPr>
-        <w:t xml:space="preserve">October 27, 2026</w:t>
+        <w:t xml:space="preserve">October 28, 2026</w:t>
       </w:r>
     </w:p>
     <w:tbl>
@@ -1016,7 +1016,7 @@
         <w:szCs w:val="14"/>
         <w:rFonts w:ascii="Cambria" w:cs="Cambria" w:eastAsia="Cambria" w:hAnsi="Cambria"/>
       </w:rPr>
-      <w:t xml:space="preserve">Generated October 27, 2026  |  California Community Colleges  |  CPL Initiative</w:t>
+      <w:t xml:space="preserve">Generated October 28, 2026  |  California Community Colleges  |  CPL Initiative</w:t>
     </w:r>
     <w:r>
       <w:rPr>

--- a/reports/projects/4.8_Report.docx
+++ b/reports/projects/4.8_Report.docx
@@ -64,7 +64,7 @@
           <w:szCs w:val="19"/>
           <w:rFonts w:ascii="Cambria" w:cs="Cambria" w:eastAsia="Cambria" w:hAnsi="Cambria"/>
         </w:rPr>
-        <w:t xml:space="preserve">October 28, 2026</w:t>
+        <w:t xml:space="preserve">October 29, 2026</w:t>
       </w:r>
     </w:p>
     <w:tbl>
@@ -1016,7 +1016,7 @@
         <w:szCs w:val="14"/>
         <w:rFonts w:ascii="Cambria" w:cs="Cambria" w:eastAsia="Cambria" w:hAnsi="Cambria"/>
       </w:rPr>
-      <w:t xml:space="preserve">Generated October 28, 2026  |  California Community Colleges  |  CPL Initiative</w:t>
+      <w:t xml:space="preserve">Generated October 29, 2026  |  California Community Colleges  |  CPL Initiative</w:t>
     </w:r>
     <w:r>
       <w:rPr>

--- a/reports/projects/4.8_Report.docx
+++ b/reports/projects/4.8_Report.docx
@@ -64,7 +64,7 @@
           <w:szCs w:val="19"/>
           <w:rFonts w:ascii="Cambria" w:cs="Cambria" w:eastAsia="Cambria" w:hAnsi="Cambria"/>
         </w:rPr>
-        <w:t xml:space="preserve">October 29, 2026</w:t>
+        <w:t xml:space="preserve">October 30, 2026</w:t>
       </w:r>
     </w:p>
     <w:tbl>
@@ -1016,7 +1016,7 @@
         <w:szCs w:val="14"/>
         <w:rFonts w:ascii="Cambria" w:cs="Cambria" w:eastAsia="Cambria" w:hAnsi="Cambria"/>
       </w:rPr>
-      <w:t xml:space="preserve">Generated October 29, 2026  |  California Community Colleges  |  CPL Initiative</w:t>
+      <w:t xml:space="preserve">Generated October 30, 2026  |  California Community Colleges  |  CPL Initiative</w:t>
     </w:r>
     <w:r>
       <w:rPr>

--- a/reports/projects/4.8_Report.docx
+++ b/reports/projects/4.8_Report.docx
@@ -64,7 +64,7 @@
           <w:szCs w:val="19"/>
           <w:rFonts w:ascii="Cambria" w:cs="Cambria" w:eastAsia="Cambria" w:hAnsi="Cambria"/>
         </w:rPr>
-        <w:t xml:space="preserve">October 30, 2026</w:t>
+        <w:t xml:space="preserve">October 31, 2026</w:t>
       </w:r>
     </w:p>
     <w:tbl>
@@ -1016,7 +1016,7 @@
         <w:szCs w:val="14"/>
         <w:rFonts w:ascii="Cambria" w:cs="Cambria" w:eastAsia="Cambria" w:hAnsi="Cambria"/>
       </w:rPr>
-      <w:t xml:space="preserve">Generated October 30, 2026  |  California Community Colleges  |  CPL Initiative</w:t>
+      <w:t xml:space="preserve">Generated October 31, 2026  |  California Community Colleges  |  CPL Initiative</w:t>
     </w:r>
     <w:r>
       <w:rPr>

--- a/reports/projects/4.8_Report.docx
+++ b/reports/projects/4.8_Report.docx
@@ -64,7 +64,7 @@
           <w:szCs w:val="19"/>
           <w:rFonts w:ascii="Cambria" w:cs="Cambria" w:eastAsia="Cambria" w:hAnsi="Cambria"/>
         </w:rPr>
-        <w:t xml:space="preserve">October 31, 2026</w:t>
+        <w:t xml:space="preserve">November 1, 2026</w:t>
       </w:r>
     </w:p>
     <w:tbl>
@@ -1016,7 +1016,7 @@
         <w:szCs w:val="14"/>
         <w:rFonts w:ascii="Cambria" w:cs="Cambria" w:eastAsia="Cambria" w:hAnsi="Cambria"/>
       </w:rPr>
-      <w:t xml:space="preserve">Generated October 31, 2026  |  California Community Colleges  |  CPL Initiative</w:t>
+      <w:t xml:space="preserve">Generated November 1, 2026  |  California Community Colleges  |  CPL Initiative</w:t>
     </w:r>
     <w:r>
       <w:rPr>
